--- a/works/04-html-basics/Otchet.docx
+++ b/works/04-html-basics/Otchet.docx
@@ -674,7 +674,7 @@
           <w:sz w:val="22"/>
           <w:lang w:val="ru-RU"/>
         </w:rPr>
-        <w:t>&gt; я начал изучать</w:t>
+        <w:t>&gt; я начала изучать</w:t>
       </w:r>
     </w:p>
     <w:p>
